--- a/docs/casos-de-uso/CASOS_DE_USO.docx
+++ b/docs/casos-de-uso/CASOS_DE_USO.docx
@@ -4371,7 +4371,7 @@
             <w:r>
               <w:drawing>
                 <wp:inline distT="0" distB="0" distL="0" distR="0">
-                  <wp:extent cx="6276975" cy="2752725"/>
+                  <wp:extent cx="6276975" cy="3286125"/>
                   <wp:effectExtent t="0" r="0" b="0" l="0"/>
                   <wp:docPr id="1" name="" descr="" title=""/>
                   <wp:cNvGraphicFramePr>
@@ -4396,7 +4396,7 @@
                         <pic:spPr bwMode="auto">
                           <a:xfrm>
                             <a:off x="0" y="0"/>
-                            <a:ext cx="6276975" cy="2752725"/>
+                            <a:ext cx="6276975" cy="3286125"/>
                           </a:xfrm>
                           <a:prstGeom prst="rect">
                             <a:avLst/>
@@ -4654,7 +4654,7 @@
         <w:t xml:space="preserve">Postcondiciones: </w:t>
       </w:r>
       <w:r>
-        <w:t xml:space="preserve">Turno confirmado (o continúa pendiente).</w:t>
+        <w:t xml:space="preserve">Turno pendiente de revisión (o continúa pendiente de pago).</w:t>
       </w:r>
     </w:p>
     <w:p>
@@ -4702,16 +4702,16 @@
         <w:ind w:left="260"/>
       </w:pPr>
       <w:r>
-        <w:t xml:space="preserve">4. El sistema valida que el archivo sea válido.</w:t>
-      </w:r>
-    </w:p>
-    <w:p>
-      <w:pPr>
-        <w:spacing w:after="50"/>
-        <w:ind w:left="260"/>
-      </w:pPr>
-      <w:r>
-        <w:t xml:space="preserve">5. El sistema cambia el turno a estado confirmado y dispara la notificación de confirmación (UC-22).</w:t>
+        <w:t xml:space="preserve">4. El sistema valida que el archivo sea un PDF, JPG o PNG válido y, si es PDF, que su contenido sea compatible con un comprobante de pago (detecta palabras clave como "comprobante", "recibo", "monto", "transacción").</w:t>
+      </w:r>
+    </w:p>
+    <w:p>
+      <w:pPr>
+        <w:spacing w:after="50"/>
+        <w:ind w:left="260"/>
+      </w:pPr>
+      <w:r>
+        <w:t xml:space="preserve">5. El sistema cambia el turno a estado "pendiente de revisión" y continúa en UC-20c.</w:t>
       </w:r>
     </w:p>
     <w:p>
@@ -4764,7 +4764,7 @@
           <w:sz w:val="20"/>
           <w:szCs w:val="20"/>
         </w:rPr>
-        <w:t xml:space="preserve">4a. El archivo no es válido.</w:t>
+        <w:t xml:space="preserve">4a. El archivo no es válido, o el PDF no parece un comprobante de pago.</w:t>
       </w:r>
     </w:p>
     <w:p>
@@ -4791,7 +4791,7 @@
         <w:spacing w:after="100" w:before="220"/>
       </w:pPr>
       <w:r>
-        <w:t xml:space="preserve">Caso de uso UC-21: Reprogramar o cancelar turno</w:t>
+        <w:t xml:space="preserve">Caso de uso UC-20c: Revisar y aprobar comprobante de turno</w:t>
       </w:r>
     </w:p>
     <w:p>
@@ -4806,7 +4806,7 @@
         <w:t xml:space="preserve">Actor: </w:t>
       </w:r>
       <w:r>
-        <w:t xml:space="preserve">Operador, Beneficiario</w:t>
+        <w:t xml:space="preserve">Operador</w:t>
       </w:r>
     </w:p>
     <w:p>
@@ -4821,7 +4821,7 @@
         <w:t xml:space="preserve">Precondiciones: </w:t>
       </w:r>
       <w:r>
-        <w:t xml:space="preserve">Turno existente; pertenencia validada.</w:t>
+        <w:t xml:space="preserve">Turno en estado "pendiente de revisión" (UC-20b).</w:t>
       </w:r>
     </w:p>
     <w:p>
@@ -4836,7 +4836,7 @@
         <w:t xml:space="preserve">Postcondiciones: </w:t>
       </w:r>
       <w:r>
-        <w:t xml:space="preserve">Turno actualizado.</w:t>
+        <w:t xml:space="preserve">Turno confirmado.</w:t>
       </w:r>
     </w:p>
     <w:p>
@@ -4848,43 +4848,43 @@
           <w:b/>
           <w:bCs/>
         </w:rPr>
-        <w:t xml:space="preserve">Escenario de éxito (reprogramar):</w:t>
-      </w:r>
-    </w:p>
-    <w:p>
-      <w:pPr>
-        <w:spacing w:after="50"/>
-        <w:ind w:left="260"/>
-      </w:pPr>
-      <w:r>
-        <w:t xml:space="preserve">1. El actor elige reprogramar un turno.</w:t>
-      </w:r>
-    </w:p>
-    <w:p>
-      <w:pPr>
-        <w:spacing w:after="50"/>
-        <w:ind w:left="260"/>
-      </w:pPr>
-      <w:r>
-        <w:t xml:space="preserve">2. El sistema muestra la disponibilidad de fechas.</w:t>
-      </w:r>
-    </w:p>
-    <w:p>
-      <w:pPr>
-        <w:spacing w:after="50"/>
-        <w:ind w:left="260"/>
-      </w:pPr>
-      <w:r>
-        <w:t xml:space="preserve">3. El actor selecciona una nueva fecha y hora.</w:t>
-      </w:r>
-    </w:p>
-    <w:p>
-      <w:pPr>
-        <w:spacing w:after="50"/>
-        <w:ind w:left="260"/>
-      </w:pPr>
-      <w:r>
-        <w:t xml:space="preserve">4. El sistema actualiza el turno conservando el estado confirmado y notifica el cambio (UC-22).</w:t>
+        <w:t xml:space="preserve">Escenario de éxito:</w:t>
+      </w:r>
+    </w:p>
+    <w:p>
+      <w:pPr>
+        <w:spacing w:after="50"/>
+        <w:ind w:left="260"/>
+      </w:pPr>
+      <w:r>
+        <w:t xml:space="preserve">1. El operador abre el turno pendiente de revisión y consulta el comprobante cargado.</w:t>
+      </w:r>
+    </w:p>
+    <w:p>
+      <w:pPr>
+        <w:spacing w:after="50"/>
+        <w:ind w:left="260"/>
+      </w:pPr>
+      <w:r>
+        <w:t xml:space="preserve">2. El operador verifica que el comprobante corresponde al bono contribución del turno.</w:t>
+      </w:r>
+    </w:p>
+    <w:p>
+      <w:pPr>
+        <w:spacing w:after="50"/>
+        <w:ind w:left="260"/>
+      </w:pPr>
+      <w:r>
+        <w:t xml:space="preserve">3. El operador aprueba el turno.</w:t>
+      </w:r>
+    </w:p>
+    <w:p>
+      <w:pPr>
+        <w:spacing w:after="50"/>
+        <w:ind w:left="260"/>
+      </w:pPr>
+      <w:r>
+        <w:t xml:space="preserve">4. El sistema cambia el turno a estado confirmado y dispara la notificación de confirmación (UC-22).</w:t>
       </w:r>
     </w:p>
     <w:p>
@@ -4912,34 +4912,130 @@
           <w:sz w:val="20"/>
           <w:szCs w:val="20"/>
         </w:rPr>
-        <w:t xml:space="preserve">1a. El actor elige cancelar el turno en lugar de reprogramarlo.</w:t>
-      </w:r>
-    </w:p>
-    <w:p>
-      <w:pPr>
-        <w:spacing w:after="50"/>
-        <w:ind w:left="260"/>
-      </w:pPr>
-      <w:r>
-        <w:t xml:space="preserve">1. El sistema solicita el motivo de la cancelación.</w:t>
-      </w:r>
-    </w:p>
-    <w:p>
-      <w:pPr>
-        <w:spacing w:after="50"/>
-        <w:ind w:left="260"/>
-      </w:pPr>
-      <w:r>
-        <w:t xml:space="preserve">2. El actor ingresa el motivo y confirma.</w:t>
-      </w:r>
-    </w:p>
-    <w:p>
-      <w:pPr>
-        <w:spacing w:after="50"/>
-        <w:ind w:left="260"/>
-      </w:pPr>
-      <w:r>
-        <w:t xml:space="preserve">3. El sistema cambia el turno a estado cancelado y notifica (UC-22).</w:t>
+        <w:t xml:space="preserve">3a. El comprobante tiene un problema (no corresponde, monto incorrecto, ilegible, etc.).</w:t>
+      </w:r>
+    </w:p>
+    <w:p>
+      <w:pPr>
+        <w:spacing w:after="50"/>
+        <w:ind w:left="260"/>
+      </w:pPr>
+      <w:r>
+        <w:t xml:space="preserve">1. El operador cancela el turno en lugar de aprobarlo, con el motivo (UC-21, alternativo 1a).</w:t>
+      </w:r>
+    </w:p>
+    <w:p>
+      <w:pPr>
+        <w:pStyle w:val="Heading3"/>
+        <w:spacing w:after="100" w:before="220"/>
+      </w:pPr>
+      <w:r>
+        <w:t xml:space="preserve">Caso de uso UC-21: Reprogramar o cancelar turno</w:t>
+      </w:r>
+    </w:p>
+    <w:p>
+      <w:pPr>
+        <w:spacing w:after="60"/>
+      </w:pPr>
+      <w:r>
+        <w:rPr>
+          <w:b/>
+          <w:bCs/>
+        </w:rPr>
+        <w:t xml:space="preserve">Actor: </w:t>
+      </w:r>
+      <w:r>
+        <w:t xml:space="preserve">Operador, Beneficiario</w:t>
+      </w:r>
+    </w:p>
+    <w:p>
+      <w:pPr>
+        <w:spacing w:after="60"/>
+      </w:pPr>
+      <w:r>
+        <w:rPr>
+          <w:b/>
+          <w:bCs/>
+        </w:rPr>
+        <w:t xml:space="preserve">Precondiciones: </w:t>
+      </w:r>
+      <w:r>
+        <w:t xml:space="preserve">Turno existente — confirmado (para reprogramar o cancelar) o pendiente de revisión (solo para cancelar, si el comprobante tiene un problema); pertenencia validada.</w:t>
+      </w:r>
+    </w:p>
+    <w:p>
+      <w:pPr>
+        <w:spacing w:after="60"/>
+      </w:pPr>
+      <w:r>
+        <w:rPr>
+          <w:b/>
+          <w:bCs/>
+        </w:rPr>
+        <w:t xml:space="preserve">Postcondiciones: </w:t>
+      </w:r>
+      <w:r>
+        <w:t xml:space="preserve">Turno actualizado.</w:t>
+      </w:r>
+    </w:p>
+    <w:p>
+      <w:pPr>
+        <w:spacing w:after="60" w:before="80"/>
+      </w:pPr>
+      <w:r>
+        <w:rPr>
+          <w:b/>
+          <w:bCs/>
+        </w:rPr>
+        <w:t xml:space="preserve">Escenario de éxito (reprogramar):</w:t>
+      </w:r>
+    </w:p>
+    <w:p>
+      <w:pPr>
+        <w:spacing w:after="50"/>
+        <w:ind w:left="260"/>
+      </w:pPr>
+      <w:r>
+        <w:t xml:space="preserve">1. El actor elige reprogramar un turno confirmado.</w:t>
+      </w:r>
+    </w:p>
+    <w:p>
+      <w:pPr>
+        <w:spacing w:after="50"/>
+        <w:ind w:left="260"/>
+      </w:pPr>
+      <w:r>
+        <w:t xml:space="preserve">2. El sistema muestra la disponibilidad de fechas.</w:t>
+      </w:r>
+    </w:p>
+    <w:p>
+      <w:pPr>
+        <w:spacing w:after="50"/>
+        <w:ind w:left="260"/>
+      </w:pPr>
+      <w:r>
+        <w:t xml:space="preserve">3. El actor selecciona una nueva fecha y hora.</w:t>
+      </w:r>
+    </w:p>
+    <w:p>
+      <w:pPr>
+        <w:spacing w:after="50"/>
+        <w:ind w:left="260"/>
+      </w:pPr>
+      <w:r>
+        <w:t xml:space="preserve">4. El sistema actualiza el turno conservando el estado confirmado y notifica el cambio (UC-22).</w:t>
+      </w:r>
+    </w:p>
+    <w:p>
+      <w:pPr>
+        <w:spacing w:after="40" w:before="100"/>
+      </w:pPr>
+      <w:r>
+        <w:rPr>
+          <w:b/>
+          <w:bCs/>
+        </w:rPr>
+        <w:t xml:space="preserve">Escenarios alternativos:</w:t>
       </w:r>
     </w:p>
     <w:p>
@@ -4955,16 +5051,34 @@
           <w:sz w:val="20"/>
           <w:szCs w:val="20"/>
         </w:rPr>
-        <w:t xml:space="preserve">1b. El actor intenta gestionar un turno que no le pertenece.</w:t>
-      </w:r>
-    </w:p>
-    <w:p>
-      <w:pPr>
-        <w:spacing w:after="50"/>
-        <w:ind w:left="260"/>
-      </w:pPr>
-      <w:r>
-        <w:t xml:space="preserve">1. El sistema rechaza la operación (no encontrado).</w:t>
+        <w:t xml:space="preserve">1a. El actor elige cancelar el turno en lugar de reprogramarlo.</w:t>
+      </w:r>
+    </w:p>
+    <w:p>
+      <w:pPr>
+        <w:spacing w:after="50"/>
+        <w:ind w:left="260"/>
+      </w:pPr>
+      <w:r>
+        <w:t xml:space="preserve">1. El sistema solicita el motivo de la cancelación.</w:t>
+      </w:r>
+    </w:p>
+    <w:p>
+      <w:pPr>
+        <w:spacing w:after="50"/>
+        <w:ind w:left="260"/>
+      </w:pPr>
+      <w:r>
+        <w:t xml:space="preserve">2. El actor ingresa el motivo y confirma.</w:t>
+      </w:r>
+    </w:p>
+    <w:p>
+      <w:pPr>
+        <w:spacing w:after="50"/>
+        <w:ind w:left="260"/>
+      </w:pPr>
+      <w:r>
+        <w:t xml:space="preserve">3. El sistema cambia el turno a estado cancelado y notifica (UC-22).</w:t>
       </w:r>
     </w:p>
     <w:p>
@@ -4980,6 +5094,31 @@
           <w:sz w:val="20"/>
           <w:szCs w:val="20"/>
         </w:rPr>
+        <w:t xml:space="preserve">1b. El actor intenta gestionar un turno que no le pertenece.</w:t>
+      </w:r>
+    </w:p>
+    <w:p>
+      <w:pPr>
+        <w:spacing w:after="50"/>
+        <w:ind w:left="260"/>
+      </w:pPr>
+      <w:r>
+        <w:t xml:space="preserve">1. El sistema rechaza la operación (no encontrado).</w:t>
+      </w:r>
+    </w:p>
+    <w:p>
+      <w:pPr>
+        <w:spacing w:after="50" w:before="120"/>
+      </w:pPr>
+      <w:r>
+        <w:rPr>
+          <w:b/>
+          <w:bCs/>
+          <w:i/>
+          <w:iCs/>
+          <w:sz w:val="20"/>
+          <w:szCs w:val="20"/>
+        </w:rPr>
         <w:t xml:space="preserve">3a. El nuevo horario elegido ya no está disponible.</w:t>
       </w:r>
     </w:p>
@@ -5022,7 +5161,7 @@
         <w:t xml:space="preserve">Actor: </w:t>
       </w:r>
       <w:r>
-        <w:t xml:space="preserve">Sistema (disparado por UC-20b y UC-21)</w:t>
+        <w:t xml:space="preserve">Sistema (disparado por UC-20c y UC-21)</w:t>
       </w:r>
     </w:p>
     <w:p>
@@ -5037,7 +5176,7 @@
         <w:t xml:space="preserve">Precondiciones: </w:t>
       </w:r>
       <w:r>
-        <w:t xml:space="preserve">Evento de turno ocurrido (confirmación, reprogramación o cancelación).</w:t>
+        <w:t xml:space="preserve">Evento de turno ocurrido (confirmación tras revisión, reprogramación o cancelación).</w:t>
       </w:r>
     </w:p>
     <w:p>
@@ -6502,7 +6641,7 @@
         <w:spacing w:after="70"/>
       </w:pPr>
       <w:r>
-        <w:t xml:space="preserve">Correspondencia 1 a 1 con los RF del SRS, salvo UC-20/UC-20b que desagregan RF-20 para reflejar el flujo condicionado al bono contribución (decisión de diseño, no un requisito adicional).</w:t>
+        <w:t xml:space="preserve">Correspondencia 1 a 1 con los RF del SRS, salvo UC-20/UC-20b que desagregan RF-20 para reflejar el flujo condicionado al bono contribución, y UC-20c que desagrega RF-21 para reflejar la revisión humana del comprobante antes de confirmar el turno (decisiones de diseño, no requisitos adicionales).</w:t>
       </w:r>
     </w:p>
     <w:p>

--- a/docs/casos-de-uso/CASOS_DE_USO.docx
+++ b/docs/casos-de-uso/CASOS_DE_USO.docx
@@ -6670,6 +6670,19 @@
         <w:t xml:space="preserve">Estos casos de uso son esenciales: describen la intención del actor y la respuesta del sistema sin atarse a una pantalla concreta. El detalle de interacción con la UI se especifica en el entregable "Casos de Uso Reales".</w:t>
       </w:r>
     </w:p>
+    <w:p>
+      <w:pPr>
+        <w:pStyle w:val="ListParagraph"/>
+        <w:numPr>
+          <w:ilvl w:val="0"/>
+          <w:numId w:val="1"/>
+        </w:numPr>
+        <w:spacing w:after="70"/>
+      </w:pPr>
+      <w:r>
+        <w:t xml:space="preserve">UC-02 (validar identidad vía RENAPER) y UC-06 (validación presencial alternativa) especifican el comportamiento esencial tal como quedó definido en el SRS (RF-02/RF-06); en el código actual ninguno de los dos está implementado — no hay cliente RENAPER (decisión de alcance: depende de un convenio administrativo externo, no es una funcionalidad del sistema) ni control de validación presencial en la interfaz (este sí, pendiente real). Detalle del estado en el SRS (2.5 y Apéndice B) y en “Casos de Uso Reales” (RU-04).</w:t>
+      </w:r>
+    </w:p>
     <w:sectPr>
       <w:headerReference w:type="default" r:id="rId7"/>
       <w:footerReference w:type="default" r:id="rId8"/>
